--- a/Phase-wise Documentation/3. Project Design Phase/Proposed Solution.docx
+++ b/Phase-wise Documentation/3. Project Design Phase/Proposed Solution.docx
@@ -60,7 +60,9 @@
             </w:tcBorders>
           </w:tcPr>
           <w:p>
-            <w:r/>
+            <w:r>
+              <w:t>03 October 2026</w:t>
+            </w:r>
           </w:p>
         </w:tc>
       </w:tr>
@@ -97,7 +99,7 @@
           </w:tcPr>
           <w:p>
             <w:r>
-              <w:t>xxxxxx</w:t>
+              <w:t>SWTID-2026-7859</w:t>
             </w:r>
           </w:p>
         </w:tc>
